--- a/taskmanager/media/documents/63_4mYU43A.docx
+++ b/taskmanager/media/documents/63_4mYU43A.docx
@@ -7,19 +7,6 @@
         <w:jc w:val="center"/>
         <w:spacing w:line="360" w:lineRule="auto"/>
       </w:pPr>
-    </w:p>
-    <w:p>
-      <w:pPr>
-        <w:jc w:val="center"/>
-        <w:spacing w:line="360" w:lineRule="auto"/>
-      </w:pPr>
-      <w:r>
-        <w:rPr>
-          <w:rFonts w:ascii="&quot;Courier New&quot;" w:hAnsi="&quot;Courier New&quot;" w:cs="&quot;Courier New&quot;"/>
-          <w:sz w:val="46"/>
-        </w:rPr>
-        <w:t xml:space="preserve">ЧЕТВЕРТЫЙ АРБИТРАЖНЫЙ АПЕЛЛЯЦИОННЫЙ СУД</w:t>
-      </w:r>
     </w:p>
     <w:p>
       <w:pPr>
@@ -58,6 +45,19 @@
       <w:r>
         <w:rPr>
           <w:rFonts w:ascii="&quot;Courier New&quot;" w:hAnsi="&quot;Courier New&quot;" w:cs="&quot;Courier New&quot;"/>
+          <w:sz w:val="46"/>
+        </w:rPr>
+        <w:t xml:space="preserve">ЧЕТВЕРТЫЙ АРБИТРАЖНЫЙ АПЕЛЛЯЦИОННЫЙ СУД</w:t>
+      </w:r>
+    </w:p>
+    <w:p>
+      <w:pPr>
+        <w:jc w:val="center"/>
+        <w:spacing w:line="360" w:lineRule="auto"/>
+      </w:pPr>
+      <w:r>
+        <w:rPr>
+          <w:rFonts w:ascii="&quot;Courier New&quot;" w:hAnsi="&quot;Courier New&quot;" w:cs="&quot;Courier New&quot;"/>
           <w:sz w:val="96"/>
         </w:rPr>
         <w:t xml:space="preserve">ОПРЕДЕЛЕНИЕ</w:t>
@@ -88,6 +88,7 @@
       <w:tblGrid>
         <w:gridCol w:w="4928"/>
         <w:gridCol w:w="4536"/>
+        <w:gridCol w:w=""/>
         <w:gridCol w:w=""/>
         <w:gridCol w:w=""/>
         <w:gridCol w:w=""/>
@@ -166,6 +167,7 @@
         <w:gridCol w:w=""/>
         <w:gridCol w:w=""/>
         <w:gridCol w:w=""/>
+        <w:gridCol w:w=""/>
       </w:tblGrid>
       <w:tr>
         <w:trPr/>
@@ -175,6 +177,7 @@
             <w:pPr/>
             <w:r>
               <w:rPr>
+                <w:rFonts w:ascii="&quot;Times New Roman&quot;" w:hAnsi="&quot;Times New Roman&quot;" w:cs="&quot;Times New Roman&quot;"/>
                 <w:sz w:val="24"/>
                 <w:b/>
               </w:rPr>
@@ -188,6 +191,7 @@
             <w:pPr/>
             <w:r>
               <w:rPr>
+                <w:rFonts w:ascii="&quot;Times New Roman&quot;" w:hAnsi="&quot;Times New Roman&quot;" w:cs="&quot;Times New Roman&quot;"/>
                 <w:sz w:val="24"/>
                 <w:b/>
               </w:rPr>
@@ -201,6 +205,7 @@
             <w:pPr/>
             <w:r>
               <w:rPr>
+                <w:rFonts w:ascii="&quot;Times New Roman&quot;" w:hAnsi="&quot;Times New Roman&quot;" w:cs="&quot;Times New Roman&quot;"/>
                 <w:sz w:val="24"/>
                 <w:b/>
               </w:rPr>
@@ -214,6 +219,7 @@
             <w:pPr/>
             <w:r>
               <w:rPr>
+                <w:rFonts w:ascii="&quot;Times New Roman&quot;" w:hAnsi="&quot;Times New Roman&quot;" w:cs="&quot;Times New Roman&quot;"/>
                 <w:sz w:val="24"/>
                 <w:b/>
               </w:rPr>
@@ -232,6 +238,7 @@
             </w:pPr>
             <w:r>
               <w:rPr>
+                <w:rFonts w:ascii="&quot;Times New Roman&quot;" w:hAnsi="&quot;Times New Roman&quot;" w:cs="&quot;Times New Roman&quot;"/>
                 <w:sz w:val="24"/>
               </w:rPr>
               <w:t xml:space="preserve">Александр</w:t>
@@ -246,6 +253,7 @@
             </w:pPr>
             <w:r>
               <w:rPr>
+                <w:rFonts w:ascii="&quot;Times New Roman&quot;" w:hAnsi="&quot;Times New Roman&quot;" w:cs="&quot;Times New Roman&quot;"/>
                 <w:sz w:val="24"/>
               </w:rPr>
               <w:t xml:space="preserve">Раменский</w:t>
@@ -260,6 +268,7 @@
             </w:pPr>
             <w:r>
               <w:rPr>
+                <w:rFonts w:ascii="&quot;Times New Roman&quot;" w:hAnsi="&quot;Times New Roman&quot;" w:cs="&quot;Times New Roman&quot;"/>
                 <w:sz w:val="24"/>
               </w:rPr>
               <w:t xml:space="preserve">Алексеевич</w:t>
@@ -274,6 +283,7 @@
             </w:pPr>
             <w:r>
               <w:rPr>
+                <w:rFonts w:ascii="&quot;Times New Roman&quot;" w:hAnsi="&quot;Times New Roman&quot;" w:cs="&quot;Times New Roman&quot;"/>
                 <w:sz w:val="24"/>
               </w:rPr>
               <w:t xml:space="preserve">17.10.2001</w:t>
@@ -289,6 +299,7 @@
             <w:pPr/>
             <w:r>
               <w:rPr>
+                <w:rFonts w:ascii="&quot;Times New Roman&quot;" w:hAnsi="&quot;Times New Roman&quot;" w:cs="&quot;Times New Roman&quot;"/>
                 <w:sz w:val="24"/>
               </w:rPr>
               <w:t xml:space="preserve">Флегматик</w:t>
@@ -301,6 +312,7 @@
             <w:pPr/>
             <w:r>
               <w:rPr>
+                <w:rFonts w:ascii="&quot;Times New Roman&quot;" w:hAnsi="&quot;Times New Roman&quot;" w:cs="&quot;Times New Roman&quot;"/>
                 <w:sz w:val="24"/>
               </w:rPr>
               <w:t xml:space="preserve">Флегматов</w:t>
@@ -313,6 +325,7 @@
             <w:pPr/>
             <w:r>
               <w:rPr>
+                <w:rFonts w:ascii="&quot;Times New Roman&quot;" w:hAnsi="&quot;Times New Roman&quot;" w:cs="&quot;Times New Roman&quot;"/>
                 <w:sz w:val="24"/>
               </w:rPr>
               <w:t xml:space="preserve">Флегматович</w:t>
@@ -325,6 +338,7 @@
             <w:pPr/>
             <w:r>
               <w:rPr>
+                <w:rFonts w:ascii="&quot;Times New Roman&quot;" w:hAnsi="&quot;Times New Roman&quot;" w:cs="&quot;Times New Roman&quot;"/>
                 <w:sz w:val="24"/>
               </w:rPr>
               <w:t xml:space="preserve">39.19.2048</w:t>
@@ -664,7 +678,6 @@
         <w:jc w:val="justify"/>
         <w:spacing w:line="360" w:lineRule="auto"/>
         <w:ind w:left="0" w:firstLine="709"/>
-        <w:color w:color="ff0000"/>
       </w:pPr>
       <w:r>
         <w:rPr>
@@ -742,7 +755,6 @@
         <w:jc w:val="justify"/>
         <w:spacing w:line="360" w:lineRule="auto"/>
         <w:ind w:left="0" w:firstLine="709"/>
-        <w:color w:color="ff0000"/>
       </w:pPr>
       <w:r>
         <w:rPr>
@@ -778,7 +790,6 @@
         <w:jc w:val="justify"/>
         <w:spacing w:line="360" w:lineRule="auto"/>
         <w:ind w:left="0" w:firstLine="709"/>
-        <w:color w:color="ff0000"/>
       </w:pPr>
       <w:r>
         <w:rPr>
@@ -821,7 +832,6 @@
         <w:jc w:val="justify"/>
         <w:spacing w:line="360" w:lineRule="auto"/>
         <w:ind w:left="0" w:firstLine="709"/>
-        <w:color w:color="ff0000"/>
       </w:pPr>
       <w:r>
         <w:rPr>
@@ -870,7 +880,6 @@
         <w:jc w:val="justify"/>
         <w:spacing w:line="360" w:lineRule="auto"/>
         <w:ind w:left="0" w:firstLine="709"/>
-        <w:color w:color="ff0000"/>
       </w:pPr>
       <w:r>
         <w:rPr>
@@ -913,7 +922,6 @@
         <w:jc w:val="justify"/>
         <w:spacing w:line="360" w:lineRule="auto"/>
         <w:ind w:left="0" w:firstLine="709"/>
-        <w:color w:color="ff0000"/>
       </w:pPr>
       <w:r>
         <w:rPr>
@@ -928,7 +936,6 @@
         <w:jc w:val="justify"/>
         <w:spacing w:line="360" w:lineRule="auto"/>
         <w:ind w:left="0" w:firstLine="709"/>
-        <w:color w:color="ff0000"/>
       </w:pPr>
       <w:r>
         <w:rPr>
@@ -943,14 +950,13 @@
         <w:jc w:val="justify"/>
         <w:spacing w:line="360" w:lineRule="auto"/>
         <w:ind w:left="0" w:firstLine="709"/>
-        <w:color w:color="ff0000"/>
-      </w:pPr>
-      <w:r>
-        <w:rPr>
-          <w:rFonts w:ascii="&quot;Courier New&quot;" w:hAnsi="&quot;Courier New&quot;" w:cs="&quot;Courier New&quot;"/>
-          <w:sz w:val="24"/>
-        </w:rPr>
-        <w:t xml:space="preserve">Дополнительные документы и отзывы могут быть также направлены в электронном виде по адресу:&amp;amp;amp;amp;nbsp;</w:t>
+      </w:pPr>
+      <w:r>
+        <w:rPr>
+          <w:rFonts w:ascii="&quot;Courier New&quot;" w:hAnsi="&quot;Courier New&quot;" w:cs="&quot;Courier New&quot;"/>
+          <w:sz w:val="24"/>
+        </w:rPr>
+        <w:t xml:space="preserve">Дополнительные документы и отзывы могут быть также направлены в электронном виде по адресу:&amp;amp;amp;amp;amp;nbsp;</w:t>
       </w:r>
       <w:hyperlink r:id="rId11" w:history="1">
         <w:r>
@@ -967,7 +973,7 @@
           <w:rFonts w:ascii="&quot;Courier New&quot;" w:hAnsi="&quot;Courier New&quot;" w:cs="&quot;Courier New&quot;"/>
           <w:sz w:val="24"/>
         </w:rPr>
-        <w:t xml:space="preserve">, факсимильной связью по тел. +7 (3022) 35-70-85, +7 (3022) 35-71-28.&amp;amp;amp;amp;nbsp;</w:t>
+        <w:t xml:space="preserve">, факсимильной связью по тел. +7 (3022) 35-70-85, +7 (3022) 35-71-28.&amp;amp;amp;amp;amp;nbsp;</w:t>
       </w:r>
     </w:p>
     <w:p>
@@ -975,7 +981,6 @@
         <w:jc w:val="justify"/>
         <w:spacing w:line="360" w:lineRule="auto"/>
         <w:ind w:left="0" w:firstLine="709"/>
-        <w:color w:color="ff0000"/>
       </w:pPr>
       <w:r>
         <w:rPr>
@@ -990,7 +995,6 @@
         <w:jc w:val="justify"/>
         <w:spacing w:line="360" w:lineRule="auto"/>
         <w:ind w:left="0" w:firstLine="709"/>
-        <w:color w:color="ff0000"/>
       </w:pPr>
       <w:r>
         <w:rPr>
@@ -1022,7 +1026,6 @@
         <w:jc w:val="justify"/>
         <w:spacing w:line="360" w:lineRule="auto"/>
         <w:ind w:left="0" w:firstLine="709"/>
-        <w:color w:color="ff0000"/>
       </w:pPr>
       <w:r>
         <w:rPr>
@@ -1044,7 +1047,6 @@
         <w:jc w:val="justify"/>
         <w:spacing w:line="360" w:lineRule="auto"/>
         <w:ind w:left="0" w:firstLine="709"/>
-        <w:color w:color="ff0000"/>
       </w:pPr>
       <w:r>
         <w:rPr>
@@ -1094,6 +1096,7 @@
       <w:tblGrid>
         <w:gridCol w:w="4219"/>
         <w:gridCol w:w="5387"/>
+        <w:gridCol w:w=""/>
         <w:gridCol w:w=""/>
         <w:gridCol w:w=""/>
         <w:gridCol w:w=""/>
